--- a/docs/commercial/loop-pass-b2b/word/01-STRATEGIE-MARKETING.docx
+++ b/docs/commercial/loop-pass-b2b/word/01-STRATEGIE-MARKETING.docx
@@ -55,7 +55,15 @@
         <w:pStyle w:val="ListBullet"/>
       </w:pPr>
       <w:r>
-        <w:t>**Statut au lancement terrain (décembre 2026) :** projet commercial ; **société formalisée prévue en janvier 2027** (voir documents 09 et 11).</w:t>
+        <w:t>**House brand :** **AELY** (https://aelygroup.com) — solutions numériques &amp; data, Conakry.</w:t>
+      </w:r>
+    </w:p>
+    <w:p>
+      <w:pPr>
+        <w:pStyle w:val="ListBullet"/>
+      </w:pPr>
+      <w:r>
+        <w:t>**Statut au lancement terrain (décembre 2026) :** commercialisation Pass sous marque AELY ; **immatriculation formelle (RCCM / factures)** visée **janvier 2027** (voir documents 09 et 11).</w:t>
       </w:r>
     </w:p>
     <w:p>
